--- a/laravel-app/database/data/internship/handbooks/ai/Beyond_AI_Internship_Day_132_Student_Handbook.docx
+++ b/laravel-app/database/data/internship/handbooks/ai/Beyond_AI_Internship_Day_132_Student_Handbook.docx
@@ -38,7 +38,7 @@
           <w:color w:val="1E293B"/>
           <w:sz w:val="28"/>
         </w:rPr>
-        <w:t>Recommendation Systems</w:t>
+        <w:t>Tool Schemas and Validated Function Calling</w:t>
       </w:r>
     </w:p>
     <w:p>
@@ -50,7 +50,7 @@
           <w:b w:val="0"/>
           <w:sz w:val="22"/>
         </w:rPr>
-        <w:t>Assessment and reflection. Full student study guide and practical laboratory manual for Beyond Enterprise interns.</w:t>
+        <w:t>Concept development. Full student study guide and practical laboratory manual for Beyond Enterprise interns.</w:t>
       </w:r>
     </w:p>
     <w:tbl>
@@ -141,7 +141,7 @@
               <w:rPr>
                 <w:sz w:val="18"/>
               </w:rPr>
-              <w:t>Assessment and reflection</w:t>
+              <w:t>Concept development</w:t>
             </w:r>
           </w:p>
         </w:tc>
@@ -154,7 +154,7 @@
               <w:rPr>
                 <w:sz w:val="18"/>
               </w:rPr>
-              <w:t>advanced</w:t>
+              <w:t>intermediate-to-advanced</w:t>
             </w:r>
           </w:p>
         </w:tc>
@@ -167,7 +167,7 @@
               <w:rPr>
                 <w:sz w:val="18"/>
               </w:rPr>
-              <w:t>8 hours</w:t>
+              <w:t>8.0 hours</w:t>
             </w:r>
           </w:p>
         </w:tc>
@@ -180,7 +180,7 @@
               <w:rPr>
                 <w:sz w:val="18"/>
               </w:rPr>
-              <w:t>Python, Jupyter, VS Code, local/open models where practical</w:t>
+              <w:t>Python, Jupyter/VS Code, approved LLM interface, workflow framework where approved, mock A</w:t>
             </w:r>
           </w:p>
         </w:tc>
@@ -198,7 +198,7 @@
           <w:color w:val="0B3F90"/>
           <w:sz w:val="20"/>
         </w:rPr>
-        <w:t>Day 132 objective  Complete the assessment and reflection for Recommendation Systems: Apply recommendation systems safely and explain the result in a professional technical report.</w:t>
+        <w:t>Day 132 objective  Complete the concept development for Tool Schemas and Validated Function Calling: Define a harmless mock tool with strict input validation.</w:t>
       </w:r>
     </w:p>
     <w:p>
@@ -270,7 +270,7 @@
           <w:b w:val="0"/>
           <w:sz w:val="22"/>
         </w:rPr>
-        <w:t>Submit: Final artifact, demonstration evidence, 150-300 word reflection, and self-score against the rubric..</w:t>
+        <w:t>Submit: Setup evidence, completed practical artifact, independent verification record, safety/ethics check, and short technical report..</w:t>
       </w:r>
     </w:p>
     <w:p>
@@ -619,7 +619,7 @@
           <w:b w:val="0"/>
           <w:sz w:val="20"/>
         </w:rPr>
-        <w:t>Curriculum objective (source of truth): Apply recommendation systems safely and explain the result in a professional technical report.</w:t>
+        <w:t>Curriculum objective (source of truth): Define a harmless mock tool with strict input validation.</w:t>
       </w:r>
     </w:p>
     <w:p>
@@ -631,7 +631,7 @@
           <w:b w:val="0"/>
           <w:sz w:val="22"/>
         </w:rPr>
-        <w:t>Explain Recommendation Systems to a supervisor in under two minutes.</w:t>
+        <w:t>Explain Tool Schemas and Validated Function Calling to a supervisor in under two minutes.</w:t>
       </w:r>
     </w:p>
     <w:p>
@@ -643,7 +643,7 @@
           <w:b w:val="0"/>
           <w:sz w:val="22"/>
         </w:rPr>
-        <w:t>Configure or verify the approved tools required for Recommendation Systems.</w:t>
+        <w:t>Configure or verify the approved tools required for Tool Schemas and Validated Function Calling.</w:t>
       </w:r>
     </w:p>
     <w:p>
@@ -655,7 +655,7 @@
           <w:b w:val="0"/>
           <w:sz w:val="22"/>
         </w:rPr>
-        <w:t>Implement or perform the assessment and reflection practical for this topic.</w:t>
+        <w:t>Implement or perform the concept development practical for this topic.</w:t>
       </w:r>
     </w:p>
     <w:p>
@@ -711,7 +711,7 @@
           <w:b w:val="0"/>
           <w:sz w:val="22"/>
         </w:rPr>
-        <w:t>Define the professional meaning of “Recommendation Systems” before you use tools. Do not split the title into meaningless words. Connect each concept to today's practical action.</w:t>
+        <w:t>Define the professional meaning of “Tool Schemas and Validated Function Calling” before you use tools. Do not split the title into meaningless words. Connect each concept to today's practical action.</w:t>
       </w:r>
     </w:p>
     <w:tbl>
@@ -832,7 +832,7 @@
               <w:rPr>
                 <w:sz w:val="18"/>
               </w:rPr>
-              <w:t>Professional practice for Recommendation Systems</w:t>
+              <w:t>Professional practice for Tool Schemas and Validated Function Calling</w:t>
             </w:r>
           </w:p>
         </w:tc>
@@ -1266,7 +1266,7 @@
           <w:b w:val="0"/>
           <w:sz w:val="22"/>
         </w:rPr>
-        <w:t>Tools available: Python, Jupyter, VS Code, local/open models where practical.</w:t>
+        <w:t>Tools available: Python, Jupyter/VS Code, approved LLM interface, workflow framework where approved, mock APIs.</w:t>
       </w:r>
     </w:p>
     <w:p>
@@ -1381,7 +1381,7 @@
               <w:rPr>
                 <w:sz w:val="18"/>
               </w:rPr>
-              <w:t>Python, Jupyter, VS Code, local/open models where practical</w:t>
+              <w:t>Python, Jupyter/VS Code, approved LLM interface, workflow framework where approved, mock APIs</w:t>
             </w:r>
           </w:p>
         </w:tc>
@@ -1463,7 +1463,7 @@
           <w:b w:val="0"/>
           <w:sz w:val="18"/>
         </w:rPr>
-        <w:t>└── Day_132_Recommendation_Systems/</w:t>
+        <w:t>└── Day_132_Tool_Schemas_and_Validated_Function_Calling/</w:t>
       </w:r>
     </w:p>
     <w:p>
@@ -1616,7 +1616,7 @@
           <w:b w:val="0"/>
           <w:sz w:val="18"/>
         </w:rPr>
-        <w:t>mkdir Beyond_AI_Internship\Day_132_Recommendation_Systems\evidence, Beyond_AI_Internship\Day_132_Recommendation_Systems\notebooks, Beyond_AI_Internship\Day_132_Recommendation_Systems\src, Beyond_AI_Internship\Day_132_Recommendation_Systems\data, Beyond_AI_Internship\Day_132_Recommendation_Systems\output, Beyond_AI_Internship\Day_132_Recommendation_Systems\report -Force</w:t>
+        <w:t>mkdir Beyond_AI_Internship\Day_132_Tool_Schemas_and_Validated_Function_Calling\evidence, Beyond_AI_Internship\Day_132_Tool_Schemas_and_Validated_Function_Calling\notebooks, Beyond_AI_Internship\Day_132_Tool_Schemas_and_Validated_Function_Calling\src, Beyond_AI_Internship\Day_132_Tool_Schemas_and_Validated_Function_Calling\data, Beyond_AI_Internship\Day_132_Tool_Schemas_and_Validated_Function_Calling\output, Beyond_AI_Internship\Day_132_Tool_Schemas_and_Validated_Function_Calling\report -Force</w:t>
       </w:r>
     </w:p>
     <w:p/>
@@ -1657,7 +1657,7 @@
           <w:b w:val="0"/>
           <w:sz w:val="18"/>
         </w:rPr>
-        <w:t>mkdir -p Beyond_AI_Internship/Day_132_Recommendation_Systems/{evidence,notebooks,src,data,output,report}</w:t>
+        <w:t>mkdir -p Beyond_AI_Internship/Day_132_Tool_Schemas_and_Validated_Function_Calling/{evidence,notebooks,src,data,output,report}</w:t>
       </w:r>
     </w:p>
     <w:p/>
@@ -1773,7 +1773,7 @@
           <w:color w:val="0B3F90"/>
           <w:sz w:val="24"/>
         </w:rPr>
-        <w:t>Assessment and reflection: Recommendation Systems</w:t>
+        <w:t>Concept development: Tool Schemas and Validated Function Calling</w:t>
       </w:r>
     </w:p>
     <w:p>
@@ -1797,7 +1797,7 @@
           <w:b w:val="0"/>
           <w:sz w:val="20"/>
         </w:rPr>
-        <w:t>• Complete the practical assessment for recommendation systems, demonstrate the result, and explain decisions in your own words.</w:t>
+        <w:t>• Review Day 131 prerequisites and read the complete Day 132 objective before changing the lab.</w:t>
       </w:r>
     </w:p>
     <w:p>
@@ -1809,7 +1809,7 @@
           <w:b w:val="0"/>
           <w:sz w:val="20"/>
         </w:rPr>
-        <w:t>• Work only in an authorized lab, VM or on equipment assigned by Beyond.</w:t>
+        <w:t>• Prepare only the authorized workstation, VM, account, dataset, or sandbox; capture the approved starting state.</w:t>
       </w:r>
     </w:p>
     <w:p>
@@ -1821,7 +1821,67 @@
           <w:b w:val="0"/>
           <w:sz w:val="20"/>
         </w:rPr>
-        <w:t>• Keep time entries truthful and ask the supervisor before changing production equipment.</w:t>
+        <w:t>• Create the folder Day_132_tool_schemas_and_validated_function_calling with evidence, src or notebooks, output, and report subfolders as relevant.</w:t>
+      </w:r>
+    </w:p>
+    <w:p>
+      <w:pPr>
+        <w:spacing w:after="120"/>
+      </w:pPr>
+      <w:r>
+        <w:rPr>
+          <w:b w:val="0"/>
+          <w:sz w:val="20"/>
+        </w:rPr>
+        <w:t>• Complete the practical objective: Define a harmless mock tool with strict input validation.</w:t>
+      </w:r>
+    </w:p>
+    <w:p>
+      <w:pPr>
+        <w:spacing w:after="120"/>
+      </w:pPr>
+      <w:r>
+        <w:rPr>
+          <w:b w:val="0"/>
+          <w:sz w:val="20"/>
+        </w:rPr>
+        <w:t>• Record tool versions, inputs, assumptions, commands or code, expected output, observed output, and any deviations.</w:t>
+      </w:r>
+    </w:p>
+    <w:p>
+      <w:pPr>
+        <w:spacing w:after="120"/>
+      </w:pPr>
+      <w:r>
+        <w:rPr>
+          <w:b w:val="0"/>
+          <w:sz w:val="20"/>
+        </w:rPr>
+        <w:t>• Verify the result independently by rerunning from a clean state, checking a second measurement/test, or obtaining recorded peer review.</w:t>
+      </w:r>
+    </w:p>
+    <w:p>
+      <w:pPr>
+        <w:spacing w:after="120"/>
+      </w:pPr>
+      <w:r>
+        <w:rPr>
+          <w:b w:val="0"/>
+          <w:sz w:val="20"/>
+        </w:rPr>
+        <w:t>• Perform the relevant privacy, bias, security, licensing, and human-oversight checks before accepting the result.</w:t>
+      </w:r>
+    </w:p>
+    <w:p>
+      <w:pPr>
+        <w:spacing w:after="120"/>
+      </w:pPr>
+      <w:r>
+        <w:rPr>
+          <w:b w:val="0"/>
+          <w:sz w:val="20"/>
+        </w:rPr>
+        <w:t>• Package the required evidence and write a concise professional technical report with an AI-assistance disclosure.</w:t>
       </w:r>
     </w:p>
     <w:p>
@@ -1847,7 +1907,7 @@
           <w:b w:val="0"/>
           <w:sz w:val="18"/>
         </w:rPr>
-        <w:t># day_132_lab.py — Assessment and reflection: Recommendation Systems</w:t>
+        <w:t># day_132_lab.py — Concept development: Tool Schemas and Validated Function Calling</w:t>
       </w:r>
     </w:p>
     <w:p>
@@ -1889,7 +1949,7 @@
           <w:b w:val="0"/>
           <w:sz w:val="18"/>
         </w:rPr>
-        <w:t>"""Day 132 practical starter for Recommendation Systems.</w:t>
+        <w:t>"""Day 132 practical starter for Tool Schemas and Validated Function Calling.</w:t>
       </w:r>
     </w:p>
     <w:p>
@@ -2071,7 +2131,7 @@
           <w:b w:val="0"/>
           <w:sz w:val="18"/>
         </w:rPr>
-        <w:t xml:space="preserve">    print("Program topic:", 'Recommendation Systems')</w:t>
+        <w:t xml:space="preserve">    print("Program topic:", 'Tool Schemas and Validated Function Calling')</w:t>
       </w:r>
     </w:p>
     <w:p>
@@ -2085,7 +2145,7 @@
           <w:b w:val="0"/>
           <w:sz w:val="18"/>
         </w:rPr>
-        <w:t xml:space="preserve">    print("Day mode:", 'Assessment and reflection')</w:t>
+        <w:t xml:space="preserve">    print("Day mode:", 'Concept development')</w:t>
       </w:r>
     </w:p>
     <w:p>
@@ -4271,7 +4331,7 @@
                 <w:color w:val="FFFFFF"/>
                 <w:sz w:val="18"/>
               </w:rPr>
-              <w:t>METRIC</w:t>
+              <w:t>CHECK</w:t>
             </w:r>
           </w:p>
         </w:tc>
@@ -4287,7 +4347,7 @@
                 <w:color w:val="FFFFFF"/>
                 <w:sz w:val="18"/>
               </w:rPr>
-              <w:t>QUESTION</w:t>
+              <w:t>SUCCESS CRITERION</w:t>
             </w:r>
           </w:p>
         </w:tc>
@@ -4303,7 +4363,7 @@
                 <w:color w:val="FFFFFF"/>
                 <w:sz w:val="18"/>
               </w:rPr>
-              <w:t>CAUTION</w:t>
+              <w:t>LIMITATION</w:t>
             </w:r>
           </w:p>
         </w:tc>
@@ -4318,7 +4378,7 @@
               <w:rPr>
                 <w:sz w:val="18"/>
               </w:rPr>
-              <w:t>Accuracy / error rate</w:t>
+              <w:t>Functional result</w:t>
             </w:r>
           </w:p>
         </w:tc>
@@ -4331,7 +4391,7 @@
               <w:rPr>
                 <w:sz w:val="18"/>
               </w:rPr>
-              <w:t>Overall correctness?</w:t>
+              <w:t>Meets today's objective</w:t>
             </w:r>
           </w:p>
         </w:tc>
@@ -4344,7 +4404,7 @@
               <w:rPr>
                 <w:sz w:val="18"/>
               </w:rPr>
-              <w:t>Weak on imbalanced data</w:t>
+              <w:t>Classroom demo ≠ production</w:t>
             </w:r>
           </w:p>
         </w:tc>
@@ -4359,7 +4419,7 @@
               <w:rPr>
                 <w:sz w:val="18"/>
               </w:rPr>
-              <w:t>Precision / recall / F1</w:t>
+              <w:t>Safety compliance</w:t>
             </w:r>
           </w:p>
         </w:tc>
@@ -4372,7 +4432,7 @@
               <w:rPr>
                 <w:sz w:val="18"/>
               </w:rPr>
-              <w:t>Error type trade-off?</w:t>
+              <w:t>No rule breached</w:t>
             </w:r>
           </w:p>
         </w:tc>
@@ -4385,7 +4445,7 @@
               <w:rPr>
                 <w:sz w:val="18"/>
               </w:rPr>
-              <w:t>Optimize for the real cost of mistakes</w:t>
+              <w:t>Still needs supervisor judgment</w:t>
             </w:r>
           </w:p>
         </w:tc>
@@ -4400,7 +4460,7 @@
               <w:rPr>
                 <w:sz w:val="18"/>
               </w:rPr>
-              <w:t>Latency / resource use</w:t>
+              <w:t>Reproducibility</w:t>
             </w:r>
           </w:p>
         </w:tc>
@@ -4413,7 +4473,7 @@
               <w:rPr>
                 <w:sz w:val="18"/>
               </w:rPr>
-              <w:t>Is it usable?</w:t>
+              <w:t>Second check agrees</w:t>
             </w:r>
           </w:p>
         </w:tc>
@@ -4426,7 +4486,7 @@
               <w:rPr>
                 <w:sz w:val="18"/>
               </w:rPr>
-              <w:t>Lab laptop ≠ production load</w:t>
+              <w:t>Environment drift possible</w:t>
             </w:r>
           </w:p>
         </w:tc>
@@ -5690,7 +5750,7 @@
           <w:b w:val="0"/>
           <w:sz w:val="22"/>
         </w:rPr>
-        <w:t>Objective addressed for Recommendation Systems</w:t>
+        <w:t>Objective addressed for Tool Schemas and Validated Function Calling</w:t>
       </w:r>
     </w:p>
     <w:p>
@@ -5702,7 +5762,7 @@
           <w:b w:val="0"/>
           <w:sz w:val="22"/>
         </w:rPr>
-        <w:t>Assessment and reflection practical completed</w:t>
+        <w:t>Concept development practical completed</w:t>
       </w:r>
     </w:p>
     <w:p>
@@ -5794,7 +5854,7 @@
           <w:b w:val="0"/>
           <w:sz w:val="22"/>
         </w:rPr>
-        <w:t>Matches: Final artifact, demonstration evidence, 150-300 word reflection, and self-score against the rubric.</w:t>
+        <w:t>Matches: Setup evidence, completed practical artifact, independent verification record, safety/ethics check, and short technical report.</w:t>
       </w:r>
     </w:p>
     <w:p>
@@ -5826,7 +5886,7 @@
           <w:b w:val="0"/>
           <w:sz w:val="22"/>
         </w:rPr>
-        <w:t>Explain Recommendation Systems without reading.</w:t>
+        <w:t>Explain Tool Schemas and Validated Function Calling without reading.</w:t>
       </w:r>
     </w:p>
     <w:p>
@@ -5918,7 +5978,7 @@
           <w:b w:val="0"/>
           <w:sz w:val="22"/>
         </w:rPr>
-        <w:t>Today is Day 132 (Assessment and reflection) on Recommendation Systems. I worked only in the authorized Beyond AI / data / software lab. I completed the practical objective, verified with a second check, and packaged evidence. Main risk: unauthorized or unsafe action; control: checklist + supervisor escalation. Limitation: classroom/lab scope only. Next: continue the topic cycle and keep documentation reproducible.</w:t>
+        <w:t>Today is Day 132 (Concept development) on Tool Schemas and Validated Function Calling. I worked only in the authorized Beyond AI / data / software lab. I completed the practical objective, verified with a second check, and packaged evidence. Main risk: unauthorized or unsafe action; control: checklist + supervisor escalation. Limitation: classroom/lab scope only. Next: continue the topic cycle and keep documentation reproducible.</w:t>
       </w:r>
     </w:p>
     <w:p>
